--- a/gdocs_build/2John.docx
+++ b/gdocs_build/2John.docx
@@ -471,7 +471,7 @@
               <w:rPr>
                 <w:sz w:val="18"/>
               </w:rPr>
-              <w:t>So, you gotta be super careful around them. Don't let them scam you out of the awesome stuff we've all been working for. I want you to get the full reward, every bit of it. Anyone who gets too "woke" and ditches what Christ taught is basically ghosting God. But if you stick with the program, you're tight with both the Father and the Son.</w:t>
+              <w:t>So, you gotta be super careful around them. Don't let them scam you out of the awesome stuff we've all been working for. I want you to get the full reward, every bit of it. Anyone who gets too far ahead and ditches what Christ taught is basically running off from God. But if you stick with the program, you're tight with both the Father and the Son.</w:t>
             </w:r>
           </w:p>
         </w:tc>
@@ -494,7 +494,7 @@
               <w:rPr>
                 <w:sz w:val="18"/>
               </w:rPr>
-              <w:t>그러니까 걔네들한테는 진짜 조심해야 해. 우리가 같이 애써서 쌓아온 걸 다 잃어버리면 안 되잖아. 너희가 받을 상은 하나도 빠짐없이 다 받길 바래. 너무 '깨어 있다'며 그리스도의 가르침을 버리는 사람은 결국 하나님을 버리는 거야. 하지만 그 가르침을 계속 붙잡고 있는 사람은 아버지와 아들 둘 다와 함께하는 거야.</w:t>
+              <w:t>그러니까 걔네들한테는 진짜 조심해야 해. 우리가 같이 애써서 쌓아온 걸 다 잃어버리면 안 되잖아. 너희가 받을 상은 하나도 빠짐없이 다 받길 바래. 너무 앞서 나가며 그리스도의 가르침을 버리는 사람은 결국 하나님한테서 도망치는 거야. 하지만 그 가르침을 계속 붙잡고 있는 사람은 아버지와 아들 둘 다와 함께하는 거야.</w:t>
             </w:r>
           </w:p>
         </w:tc>

--- a/gdocs_build/2John.docx
+++ b/gdocs_build/2John.docx
@@ -317,15 +317,6 @@
             <w:r>
               <w:rPr>
                 <w:b/>
-                <w:sz w:val="16"/>
-              </w:rPr>
-              <w:t>7</w:t>
-            </w:r>
-          </w:p>
-          <w:p>
-            <w:r>
-              <w:rPr>
-                <w:b/>
                 <w:sz w:val="18"/>
               </w:rPr>
               <w:t>Don't Walk Out on God</w:t>
@@ -338,15 +329,6 @@
           </w:tcPr>
           <w:p>
             <w:r/>
-            <w:r>
-              <w:rPr>
-                <w:b/>
-                <w:sz w:val="16"/>
-              </w:rPr>
-              <w:t>7</w:t>
-            </w:r>
-          </w:p>
-          <w:p>
             <w:r>
               <w:rPr>
                 <w:b/>
